--- a/docs/Homotic-Documentation.docx
+++ b/docs/Homotic-Documentation.docx
@@ -19,7 +19,7 @@
           <w:sz w:val="72"/>
           <w:szCs w:val="72"/>
         </w:rPr>
-        <w:t xml:space="preserve">Domotic v2</w:t>
+        <w:t xml:space="preserve">Homotic</w:t>
       </w:r>
     </w:p>
     <w:p>
@@ -61,7 +61,7 @@
           <w:sz w:val="20"/>
           <w:szCs w:val="20"/>
         </w:rPr>
-        <w:t xml:space="preserve">27 juillet 2026</w:t>
+        <w:t xml:space="preserve">15 août 2026</w:t>
       </w:r>
     </w:p>
     <w:p>
@@ -215,7 +215,7 @@
           <w:sz w:val="18"/>
           <w:szCs w:val="18"/>
         </w:rPr>
-        <w:t xml:space="preserve">cd C:\Dev\Domotic\v2</w:t>
+        <w:t xml:space="preserve">cd C:\Dev\Homotic</w:t>
       </w:r>
     </w:p>
     <w:p>
@@ -230,7 +230,7 @@
           <w:sz w:val="18"/>
           <w:szCs w:val="18"/>
         </w:rPr>
-        <w:t xml:space="preserve">..\.venv\Scripts\activate</w:t>
+        <w:t xml:space="preserve">.venv\Scripts\activate</w:t>
       </w:r>
     </w:p>
     <w:p>
@@ -641,7 +641,7 @@
           <w:sz w:val="18"/>
           <w:szCs w:val="18"/>
         </w:rPr>
-        <w:t xml:space="preserve">cd C:\Dev\Domotic\v2</w:t>
+        <w:t xml:space="preserve">cd C:\Dev\Homotic</w:t>
       </w:r>
     </w:p>
     <w:p>
@@ -656,7 +656,7 @@
           <w:sz w:val="18"/>
           <w:szCs w:val="18"/>
         </w:rPr>
-        <w:t xml:space="preserve">..\.venv\Scripts\activate</w:t>
+        <w:t xml:space="preserve">.venv\Scripts\activate</w:t>
       </w:r>
     </w:p>
     <w:p>
@@ -838,7 +838,7 @@
           <w:szCs w:val="19"/>
           <w:shd w:fill="F2F1EC" w:val="clear"/>
         </w:rPr>
-        <w:t xml:space="preserve">domotic/settings.py</w:t>
+        <w:t xml:space="preserve">homotic/settings.py</w:t>
       </w:r>
       <w:r>
         <w:t xml:space="preserve">).</w:t>
@@ -1001,7 +1001,7 @@
           <w:sz w:val="18"/>
           <w:szCs w:val="18"/>
         </w:rPr>
-        <w:t xml:space="preserve">..\.venv\Scripts\activate</w:t>
+        <w:t xml:space="preserve">.venv\Scripts\activate</w:t>
       </w:r>
     </w:p>
     <w:p>
@@ -2329,6 +2329,76 @@
     </w:p>
     <w:p>
       <w:pPr>
+        <w:pStyle w:val="Heading3"/>
+        <w:spacing w:after="120" w:before="240"/>
+      </w:pPr>
+      <w:r>
+        <w:t xml:space="preserve">Faire le ménage</w:t>
+      </w:r>
+    </w:p>
+    <w:p>
+      <w:pPr>
+        <w:spacing w:after="140" w:before="60" w:line="280"/>
+        <w:jc w:val="both"/>
+      </w:pPr>
+      <w:r>
+        <w:t xml:space="preserve">Deux moyens, complémentaires :</w:t>
+      </w:r>
+    </w:p>
+    <w:p>
+      <w:pPr>
+        <w:pStyle w:val="ListParagraph"/>
+        <w:numPr>
+          <w:ilvl w:val="0"/>
+          <w:numId w:val="2"/>
+        </w:numPr>
+        <w:spacing w:after="40" w:before="40"/>
+      </w:pPr>
+      <w:r>
+        <w:rPr>
+          <w:b/>
+          <w:bCs/>
+        </w:rPr>
+        <w:t xml:space="preserve">La conservation automatique</w:t>
+      </w:r>
+      <w:r>
+        <w:t xml:space="preserve"> — un nombre de jours, réglable depuis l'onglet. Les entrées plus anciennes sont supprimées, et la purge écrit elle-même une ligne pour signaler qu'elle a eu lieu. La régler à </w:t>
+      </w:r>
+      <w:r>
+        <w:rPr>
+          <w:rFonts w:ascii="Consolas" w:cs="Consolas" w:eastAsia="Consolas" w:hAnsi="Consolas"/>
+          <w:sz w:val="19"/>
+          <w:szCs w:val="19"/>
+          <w:shd w:fill="F2F1EC" w:val="clear"/>
+        </w:rPr>
+        <w:t xml:space="preserve">0</w:t>
+      </w:r>
+      <w:r>
+        <w:t xml:space="preserve"> désactive le ménage : le journal grossit alors sans limite, ce que l'interface signale.</w:t>
+      </w:r>
+    </w:p>
+    <w:p>
+      <w:pPr>
+        <w:pStyle w:val="ListParagraph"/>
+        <w:numPr>
+          <w:ilvl w:val="0"/>
+          <w:numId w:val="2"/>
+        </w:numPr>
+        <w:spacing w:after="40" w:before="40"/>
+      </w:pPr>
+      <w:r>
+        <w:rPr>
+          <w:b/>
+          <w:bCs/>
+        </w:rPr>
+        <w:t xml:space="preserve">La suppression à la demande</w:t>
+      </w:r>
+      <w:r>
+        <w:t xml:space="preserve"> — le bouton de l'onglet Journal efface ce que le filtre courant affiche. Filtrer sur un module bavard puis purger évite de tout perdre pour faire de la place.</w:t>
+      </w:r>
+    </w:p>
+    <w:p>
+      <w:pPr>
         <w:pStyle w:val="Heading1"/>
         <w:pageBreakBefore/>
         <w:spacing w:after="120" w:before="320"/>
@@ -2479,7 +2549,26 @@
         <w:jc w:val="both"/>
       </w:pPr>
       <w:r>
-        <w:t xml:space="preserve">Les commandes du tableau de bord sont dans la barre de navigation, à droite des onglets :</w:t>
+        <w:t xml:space="preserve">La barre de navigation tient sur </w:t>
+      </w:r>
+      <w:r>
+        <w:rPr>
+          <w:b/>
+          <w:bCs/>
+        </w:rPr>
+        <w:t xml:space="preserve">deux lignes</w:t>
+      </w:r>
+      <w:r>
+        <w:t xml:space="preserve"> : la marque à gauche et les onglets centrés sur la première, les icônes d'action sur la seconde. Sur un écran étroit, la marque passe au-dessus des onglets plutôt que de les comprimer, et les actions se centrent.</w:t>
+      </w:r>
+    </w:p>
+    <w:p>
+      <w:pPr>
+        <w:spacing w:after="140" w:before="60" w:line="280"/>
+        <w:jc w:val="both"/>
+      </w:pPr>
+      <w:r>
+        <w:t xml:space="preserve">Les commandes du tableau de bord sont ces icônes de la seconde ligne :</w:t>
       </w:r>
     </w:p>
     <w:tbl>
@@ -4121,7 +4210,7 @@
         <w:jc w:val="both"/>
       </w:pPr>
       <w:r>
-        <w:t xml:space="preserve">Quatre types : </w:t>
+        <w:t xml:space="preserve">Cinq types : </w:t>
       </w:r>
       <w:r>
         <w:rPr>
@@ -4161,7 +4250,17 @@
         <w:t xml:space="preserve">info d'un module</w:t>
       </w:r>
       <w:r>
-        <w:t xml:space="preserve"> (avec opérateurs).</w:t>
+        <w:t xml:space="preserve"> (avec opérateurs), et </w:t>
+      </w:r>
+      <w:r>
+        <w:rPr>
+          <w:b/>
+          <w:bCs/>
+        </w:rPr>
+        <w:t xml:space="preserve">groupe</w:t>
+      </w:r>
+      <w:r>
+        <w:t xml:space="preserve"> (voir le parenthésage ci-dessous).</w:t>
       </w:r>
     </w:p>
     <w:p>
@@ -4300,6 +4399,98 @@
     </w:p>
     <w:p>
       <w:pPr>
+        <w:pStyle w:val="Heading3"/>
+        <w:spacing w:after="120" w:before="240"/>
+      </w:pPr>
+      <w:r>
+        <w:t xml:space="preserve">Parenthéser avec un groupe</w:t>
+      </w:r>
+    </w:p>
+    <w:p>
+      <w:pPr>
+        <w:spacing w:after="140" w:before="60" w:line="280"/>
+        <w:jc w:val="both"/>
+      </w:pPr>
+      <w:r>
+        <w:t xml:space="preserve">Cette priorité fixe ne suffit pas toujours : </w:t>
+      </w:r>
+      <w:r>
+        <w:rPr>
+          <w:b/>
+          <w:bCs/>
+        </w:rPr>
+        <w:t xml:space="preserve">« A ET B ET (C OU D) »</w:t>
+      </w:r>
+      <w:r>
+        <w:t xml:space="preserve"> ne s'écrit avec aucune liste plate. D'où la condition de type </w:t>
+      </w:r>
+      <w:r>
+        <w:rPr>
+          <w:b/>
+          <w:bCs/>
+        </w:rPr>
+        <w:t xml:space="preserve">groupe</w:t>
+      </w:r>
+      <w:r>
+        <w:t xml:space="preserve">, qui porte sa propre liste de conditions et compte pour une seule dans la liste qui la contient.</w:t>
+      </w:r>
+    </w:p>
+    <w:p>
+      <w:pPr>
+        <w:shd w:fill="F2F1EC" w:val="clear"/>
+        <w:spacing w:after="0" w:before="120" w:line="200"/>
+        <w:ind w:left="215"/>
+      </w:pPr>
+      <w:r>
+        <w:rPr>
+          <w:rFonts w:ascii="Consolas" w:cs="Consolas" w:eastAsia="Consolas" w:hAnsi="Consolas"/>
+          <w:sz w:val="18"/>
+          <w:szCs w:val="18"/>
+        </w:rPr>
+        <w:t xml:space="preserve">A</w:t>
+      </w:r>
+    </w:p>
+    <w:p>
+      <w:pPr>
+        <w:shd w:fill="F2F1EC" w:val="clear"/>
+        <w:spacing w:after="0" w:before="0" w:line="200"/>
+        <w:ind w:left="215"/>
+      </w:pPr>
+      <w:r>
+        <w:rPr>
+          <w:rFonts w:ascii="Consolas" w:cs="Consolas" w:eastAsia="Consolas" w:hAnsi="Consolas"/>
+          <w:sz w:val="18"/>
+          <w:szCs w:val="18"/>
+        </w:rPr>
+        <w:t xml:space="preserve">B</w:t>
+      </w:r>
+    </w:p>
+    <w:p>
+      <w:pPr>
+        <w:shd w:fill="F2F1EC" w:val="clear"/>
+        <w:spacing w:after="160" w:before="0" w:line="200"/>
+        <w:ind w:left="215"/>
+      </w:pPr>
+      <w:r>
+        <w:rPr>
+          <w:rFonts w:ascii="Consolas" w:cs="Consolas" w:eastAsia="Consolas" w:hAnsi="Consolas"/>
+          <w:sz w:val="18"/>
+          <w:szCs w:val="18"/>
+        </w:rPr>
+        <w:t xml:space="preserve">groupe ( C  OU  D )</w:t>
+      </w:r>
+    </w:p>
+    <w:p>
+      <w:pPr>
+        <w:spacing w:after="140" w:before="60" w:line="280"/>
+        <w:jc w:val="both"/>
+      </w:pPr>
+      <w:r>
+        <w:t xml:space="preserve">Le groupe s'évalue à part, exactement comme une parenthèse. Un groupe vide est neutre, il ne bloque rien. Le lien ET / OU qui précède le groupe se règle comme sur n'importe quelle autre ligne, et le Journal préfixe l'explication d'un refus par « groupe : » pour indiquer d'où vient l'échec.</w:t>
+      </w:r>
+    </w:p>
+    <w:p>
+      <w:pPr>
         <w:pStyle w:val="Heading2"/>
         <w:spacing w:after="120" w:before="320"/>
       </w:pPr>
@@ -5772,7 +5963,159 @@
                 <w:sz w:val="19"/>
                 <w:szCs w:val="19"/>
               </w:rPr>
-              <w:t xml:space="preserve">Capteurs et prises Tuya</w:t>
+              <w:t xml:space="preserve">Capteurs et prises Tuya, lus sur le réseau local</w:t>
+            </w:r>
+          </w:p>
+        </w:tc>
+      </w:tr>
+      <w:tr>
+        <w:trPr>
+          <w:tblHeader w:val="false"/>
+        </w:trPr>
+        <w:tc>
+          <w:tcPr>
+            <w:tcW w:type="dxa" w:w="3000"/>
+            <w:tcMar>
+              <w:top w:type="dxa" w:w="60"/>
+              <w:left w:type="dxa" w:w="100"/>
+              <w:bottom w:type="dxa" w:w="60"/>
+              <w:right w:type="dxa" w:w="100"/>
+            </w:tcMar>
+          </w:tcPr>
+          <w:p>
+            <w:pPr>
+              <w:spacing w:after="0" w:before="0"/>
+            </w:pPr>
+            <w:r>
+              <w:rPr>
+                <w:rFonts w:ascii="Consolas" w:cs="Consolas" w:eastAsia="Consolas" w:hAnsi="Consolas"/>
+                <w:sz w:val="19"/>
+                <w:szCs w:val="19"/>
+                <w:shd w:fill="F2F1EC" w:val="clear"/>
+              </w:rPr>
+              <w:t xml:space="preserve">arlo</w:t>
+            </w:r>
+          </w:p>
+        </w:tc>
+        <w:tc>
+          <w:tcPr>
+            <w:tcW w:type="dxa" w:w="3000"/>
+            <w:tcMar>
+              <w:top w:type="dxa" w:w="60"/>
+              <w:left w:type="dxa" w:w="100"/>
+              <w:bottom w:type="dxa" w:w="60"/>
+              <w:right w:type="dxa" w:w="100"/>
+            </w:tcMar>
+          </w:tcPr>
+          <w:p>
+            <w:pPr>
+              <w:spacing w:after="0" w:before="0"/>
+            </w:pPr>
+            <w:r>
+              <w:rPr>
+                <w:sz w:val="19"/>
+                <w:szCs w:val="19"/>
+              </w:rPr>
+              <w:t xml:space="preserve">Caméras</w:t>
+            </w:r>
+          </w:p>
+        </w:tc>
+        <w:tc>
+          <w:tcPr>
+            <w:tcW w:type="dxa" w:w="3000"/>
+            <w:tcMar>
+              <w:top w:type="dxa" w:w="60"/>
+              <w:left w:type="dxa" w:w="100"/>
+              <w:bottom w:type="dxa" w:w="60"/>
+              <w:right w:type="dxa" w:w="100"/>
+            </w:tcMar>
+          </w:tcPr>
+          <w:p>
+            <w:pPr>
+              <w:spacing w:after="0" w:before="0"/>
+            </w:pPr>
+            <w:r>
+              <w:rPr>
+                <w:sz w:val="19"/>
+                <w:szCs w:val="19"/>
+              </w:rPr>
+              <w:t xml:space="preserve">Mode de surveillance des caméras Arlo et instantanés</w:t>
+            </w:r>
+          </w:p>
+        </w:tc>
+      </w:tr>
+      <w:tr>
+        <w:trPr>
+          <w:tblHeader w:val="false"/>
+        </w:trPr>
+        <w:tc>
+          <w:tcPr>
+            <w:tcW w:type="dxa" w:w="3000"/>
+            <w:tcMar>
+              <w:top w:type="dxa" w:w="60"/>
+              <w:left w:type="dxa" w:w="100"/>
+              <w:bottom w:type="dxa" w:w="60"/>
+              <w:right w:type="dxa" w:w="100"/>
+            </w:tcMar>
+          </w:tcPr>
+          <w:p>
+            <w:pPr>
+              <w:spacing w:after="0" w:before="0"/>
+            </w:pPr>
+            <w:r>
+              <w:rPr>
+                <w:rFonts w:ascii="Consolas" w:cs="Consolas" w:eastAsia="Consolas" w:hAnsi="Consolas"/>
+                <w:sz w:val="19"/>
+                <w:szCs w:val="19"/>
+                <w:shd w:fill="F2F1EC" w:val="clear"/>
+              </w:rPr>
+              <w:t xml:space="preserve">verisure</w:t>
+            </w:r>
+          </w:p>
+        </w:tc>
+        <w:tc>
+          <w:tcPr>
+            <w:tcW w:type="dxa" w:w="3000"/>
+            <w:tcMar>
+              <w:top w:type="dxa" w:w="60"/>
+              <w:left w:type="dxa" w:w="100"/>
+              <w:bottom w:type="dxa" w:w="60"/>
+              <w:right w:type="dxa" w:w="100"/>
+            </w:tcMar>
+          </w:tcPr>
+          <w:p>
+            <w:pPr>
+              <w:spacing w:after="0" w:before="0"/>
+            </w:pPr>
+            <w:r>
+              <w:rPr>
+                <w:sz w:val="19"/>
+                <w:szCs w:val="19"/>
+              </w:rPr>
+              <w:t xml:space="preserve">Alarme</w:t>
+            </w:r>
+          </w:p>
+        </w:tc>
+        <w:tc>
+          <w:tcPr>
+            <w:tcW w:type="dxa" w:w="3000"/>
+            <w:tcMar>
+              <w:top w:type="dxa" w:w="60"/>
+              <w:left w:type="dxa" w:w="100"/>
+              <w:bottom w:type="dxa" w:w="60"/>
+              <w:right w:type="dxa" w:w="100"/>
+            </w:tcMar>
+          </w:tcPr>
+          <w:p>
+            <w:pPr>
+              <w:spacing w:after="0" w:before="0"/>
+            </w:pPr>
+            <w:r>
+              <w:rPr>
+                <w:sz w:val="19"/>
+                <w:szCs w:val="19"/>
+              </w:rPr>
+              <w:t xml:space="preserve">État de l'alarme Verisure, en lecture seule</w:t>
             </w:r>
           </w:p>
         </w:tc>
@@ -6126,6 +6469,123 @@
     </w:p>
     <w:p>
       <w:pPr>
+        <w:pStyle w:val="Heading3"/>
+        <w:spacing w:after="120" w:before="240"/>
+      </w:pPr>
+      <w:r>
+        <w:t xml:space="preserve">Deux pinces ou trois</w:t>
+      </w:r>
+    </w:p>
+    <w:p>
+      <w:pPr>
+        <w:spacing w:after="140" w:before="60" w:line="280"/>
+        <w:jc w:val="both"/>
+      </w:pPr>
+      <w:r>
+        <w:t xml:space="preserve">Les mesures sont lues sur les </w:t>
+      </w:r>
+      <w:r>
+        <w:rPr>
+          <w:b/>
+          <w:bCs/>
+        </w:rPr>
+        <w:t xml:space="preserve">pinces ampèremétriques</w:t>
+      </w:r>
+      <w:r>
+        <w:t xml:space="preserve"> du tableau, en une seule requête. C'est la source à privilégier : l'ancien chemin (</w:t>
+      </w:r>
+      <w:r>
+        <w:rPr>
+          <w:rFonts w:ascii="Consolas" w:cs="Consolas" w:eastAsia="Consolas" w:hAnsi="Consolas"/>
+          <w:sz w:val="19"/>
+          <w:szCs w:val="19"/>
+          <w:shd w:fill="F2F1EC" w:val="clear"/>
+        </w:rPr>
+        <w:t xml:space="preserve">/production.json</w:t>
+      </w:r>
+      <w:r>
+        <w:t xml:space="preserve">) fait interroger les micro-onduleurs un par un, et une seule radio muette en toiture fait pendre la requête plusieurs dizaines de secondes.</w:t>
+      </w:r>
+    </w:p>
+    <w:p>
+      <w:pPr>
+        <w:spacing w:after="140" w:before="60" w:line="280"/>
+        <w:jc w:val="both"/>
+      </w:pPr>
+      <w:r>
+        <w:t xml:space="preserve">Beaucoup d'installations n'ont que </w:t>
+      </w:r>
+      <w:r>
+        <w:rPr>
+          <w:b/>
+          <w:bCs/>
+        </w:rPr>
+        <w:t xml:space="preserve">deux pinces</w:t>
+      </w:r>
+      <w:r>
+        <w:t xml:space="preserve"> — production et réseau — sans celle de consommation totale. La consommation de la maison se déduit alors : ce qui est produit, plus ce qui est pris au réseau, moins ce qui y repart. Rien à régler, le module détecte le brochage et s'y adapte ; il le mémorise ensuite, le câblage ne changeant pas d'un relevé à l'autre.</w:t>
+      </w:r>
+    </w:p>
+    <w:p>
+      <w:pPr>
+        <w:spacing w:after="140" w:before="60" w:line="280"/>
+        <w:jc w:val="both"/>
+      </w:pPr>
+      <w:r>
+        <w:t xml:space="preserve">Si aucune pince n'est exploitable, le module repasse tout seul sur </w:t>
+      </w:r>
+      <w:r>
+        <w:rPr>
+          <w:rFonts w:ascii="Consolas" w:cs="Consolas" w:eastAsia="Consolas" w:hAnsi="Consolas"/>
+          <w:sz w:val="19"/>
+          <w:szCs w:val="19"/>
+          <w:shd w:fill="F2F1EC" w:val="clear"/>
+        </w:rPr>
+        <w:t xml:space="preserve">/production.json</w:t>
+      </w:r>
+      <w:r>
+        <w:t xml:space="preserve">. L'onglet indique la source réellement utilisée.</w:t>
+      </w:r>
+    </w:p>
+    <w:p>
+      <w:pPr>
+        <w:pStyle w:val="Heading3"/>
+        <w:spacing w:after="120" w:before="240"/>
+      </w:pPr>
+      <w:r>
+        <w:t xml:space="preserve">Quand la passerelle ne répond plus</w:t>
+      </w:r>
+    </w:p>
+    <w:p>
+      <w:pPr>
+        <w:spacing w:after="140" w:before="60" w:line="280"/>
+        <w:jc w:val="both"/>
+      </w:pPr>
+      <w:r>
+        <w:t xml:space="preserve">Un </w:t>
+      </w:r>
+      <w:r>
+        <w:rPr>
+          <w:b/>
+          <w:bCs/>
+        </w:rPr>
+        <w:t xml:space="preserve">coupe-circuit</w:t>
+      </w:r>
+      <w:r>
+        <w:t xml:space="preserve"> s'ouvre après trois échecs consécutifs et suspend les appels pendant cinq minutes. Les pages continuent de s'afficher, avec la dernière valeur connue et la mention « appels suspendus ».</w:t>
+      </w:r>
+    </w:p>
+    <w:p>
+      <w:pPr>
+        <w:spacing w:after="140" w:before="60" w:line="280"/>
+        <w:jc w:val="both"/>
+      </w:pPr>
+      <w:r>
+        <w:t xml:space="preserve">Sans lui, une Envoy injoignable faisait attendre chaque affichage du tableau de bord le temps des délais d'attente, et remplissait le Journal de milliers de lignes identiques. Tant que la panne dure, un seul rappel est écrit par heure.</w:t>
+      </w:r>
+    </w:p>
+    <w:p>
+      <w:pPr>
         <w:pStyle w:val="Heading2"/>
         <w:spacing w:after="120" w:before="320"/>
       </w:pPr>
@@ -6712,7 +7172,7 @@
         <w:spacing w:after="120" w:before="320"/>
       </w:pPr>
       <w:r>
-        <w:t xml:space="preserve">Chauffe-eau, Climatisation, Capteurs</w:t>
+        <w:t xml:space="preserve">Caméras (Arlo)</w:t>
       </w:r>
     </w:p>
     <w:p>
@@ -6721,28 +7181,256 @@
         <w:jc w:val="both"/>
       </w:pPr>
       <w:r>
-        <w:t xml:space="preserve">Modules d'équipement : ils exposent leur état en </w:t>
+        <w:t xml:space="preserve">Pilote le </w:t>
       </w:r>
       <w:r>
         <w:rPr>
           <w:b/>
           <w:bCs/>
         </w:rPr>
-        <w:t xml:space="preserve">infos</w:t>
-      </w:r>
-      <w:r>
-        <w:t xml:space="preserve"> et leurs commandes en </w:t>
-      </w:r>
-      <w:r>
-        <w:rPr>
-          <w:b/>
-          <w:bCs/>
-        </w:rPr>
-        <w:t xml:space="preserve">actions de scénario</w:t>
-      </w:r>
-      <w:r>
-        <w:t xml:space="preserve">. Le paramétrage (identifiants Cozytouch, Hi-Kumo, Tuya) se fait dans l'onglet du module.</w:t>
-      </w:r>
+        <w:t xml:space="preserve">mode de surveillance</w:t>
+      </w:r>
+      <w:r>
+        <w:t xml:space="preserve"> des caméras Arlo et prend des instantanés.</w:t>
+      </w:r>
+    </w:p>
+    <w:tbl>
+      <w:tblPr>
+        <w:tblW w:type="dxa" w:w="9000"/>
+        <w:tblBorders>
+          <w:top w:val="single" w:color="auto" w:sz="4"/>
+          <w:left w:val="single" w:color="auto" w:sz="4"/>
+          <w:bottom w:val="single" w:color="auto" w:sz="4"/>
+          <w:right w:val="single" w:color="auto" w:sz="4"/>
+          <w:insideH w:val="single" w:color="auto" w:sz="4"/>
+          <w:insideV w:val="single" w:color="auto" w:sz="4"/>
+        </w:tblBorders>
+      </w:tblPr>
+      <w:tblGrid>
+        <w:gridCol w:w="4500"/>
+        <w:gridCol w:w="4500"/>
+      </w:tblGrid>
+      <w:tr>
+        <w:trPr>
+          <w:tblHeader/>
+        </w:trPr>
+        <w:tc>
+          <w:tcPr>
+            <w:tcW w:type="dxa" w:w="4500"/>
+            <w:shd w:fill="E8EDEA" w:val="clear"/>
+            <w:tcMar>
+              <w:top w:type="dxa" w:w="60"/>
+              <w:left w:type="dxa" w:w="100"/>
+              <w:bottom w:type="dxa" w:w="60"/>
+              <w:right w:type="dxa" w:w="100"/>
+            </w:tcMar>
+          </w:tcPr>
+          <w:p>
+            <w:pPr>
+              <w:spacing w:after="0" w:before="0"/>
+            </w:pPr>
+            <w:r>
+              <w:rPr>
+                <w:b/>
+                <w:bCs/>
+                <w:sz w:val="19"/>
+                <w:szCs w:val="19"/>
+              </w:rPr>
+              <w:t xml:space="preserve">Mode</w:t>
+            </w:r>
+          </w:p>
+        </w:tc>
+        <w:tc>
+          <w:tcPr>
+            <w:tcW w:type="dxa" w:w="4500"/>
+            <w:shd w:fill="E8EDEA" w:val="clear"/>
+            <w:tcMar>
+              <w:top w:type="dxa" w:w="60"/>
+              <w:left w:type="dxa" w:w="100"/>
+              <w:bottom w:type="dxa" w:w="60"/>
+              <w:right w:type="dxa" w:w="100"/>
+            </w:tcMar>
+          </w:tcPr>
+          <w:p>
+            <w:pPr>
+              <w:spacing w:after="0" w:before="0"/>
+            </w:pPr>
+            <w:r>
+              <w:rPr>
+                <w:b/>
+                <w:bCs/>
+                <w:sz w:val="19"/>
+                <w:szCs w:val="19"/>
+              </w:rPr>
+              <w:t xml:space="preserve">Code Arlo</w:t>
+            </w:r>
+          </w:p>
+        </w:tc>
+      </w:tr>
+      <w:tr>
+        <w:trPr>
+          <w:tblHeader w:val="false"/>
+        </w:trPr>
+        <w:tc>
+          <w:tcPr>
+            <w:tcW w:type="dxa" w:w="4500"/>
+            <w:tcMar>
+              <w:top w:type="dxa" w:w="60"/>
+              <w:left w:type="dxa" w:w="100"/>
+              <w:bottom w:type="dxa" w:w="60"/>
+              <w:right w:type="dxa" w:w="100"/>
+            </w:tcMar>
+          </w:tcPr>
+          <w:p>
+            <w:pPr>
+              <w:spacing w:after="0" w:before="0"/>
+            </w:pPr>
+            <w:r>
+              <w:rPr>
+                <w:sz w:val="19"/>
+                <w:szCs w:val="19"/>
+              </w:rPr>
+              <w:t xml:space="preserve">En absence</w:t>
+            </w:r>
+          </w:p>
+        </w:tc>
+        <w:tc>
+          <w:tcPr>
+            <w:tcW w:type="dxa" w:w="4500"/>
+            <w:tcMar>
+              <w:top w:type="dxa" w:w="60"/>
+              <w:left w:type="dxa" w:w="100"/>
+              <w:bottom w:type="dxa" w:w="60"/>
+              <w:right w:type="dxa" w:w="100"/>
+            </w:tcMar>
+          </w:tcPr>
+          <w:p>
+            <w:pPr>
+              <w:spacing w:after="0" w:before="0"/>
+            </w:pPr>
+            <w:r>
+              <w:rPr>
+                <w:rFonts w:ascii="Consolas" w:cs="Consolas" w:eastAsia="Consolas" w:hAnsi="Consolas"/>
+                <w:sz w:val="19"/>
+                <w:szCs w:val="19"/>
+                <w:shd w:fill="F2F1EC" w:val="clear"/>
+              </w:rPr>
+              <w:t xml:space="preserve">armAway</w:t>
+            </w:r>
+          </w:p>
+        </w:tc>
+      </w:tr>
+      <w:tr>
+        <w:trPr>
+          <w:tblHeader w:val="false"/>
+        </w:trPr>
+        <w:tc>
+          <w:tcPr>
+            <w:tcW w:type="dxa" w:w="4500"/>
+            <w:tcMar>
+              <w:top w:type="dxa" w:w="60"/>
+              <w:left w:type="dxa" w:w="100"/>
+              <w:bottom w:type="dxa" w:w="60"/>
+              <w:right w:type="dxa" w:w="100"/>
+            </w:tcMar>
+          </w:tcPr>
+          <w:p>
+            <w:pPr>
+              <w:spacing w:after="0" w:before="0"/>
+            </w:pPr>
+            <w:r>
+              <w:rPr>
+                <w:sz w:val="19"/>
+                <w:szCs w:val="19"/>
+              </w:rPr>
+              <w:t xml:space="preserve">En présence</w:t>
+            </w:r>
+          </w:p>
+        </w:tc>
+        <w:tc>
+          <w:tcPr>
+            <w:tcW w:type="dxa" w:w="4500"/>
+            <w:tcMar>
+              <w:top w:type="dxa" w:w="60"/>
+              <w:left w:type="dxa" w:w="100"/>
+              <w:bottom w:type="dxa" w:w="60"/>
+              <w:right w:type="dxa" w:w="100"/>
+            </w:tcMar>
+          </w:tcPr>
+          <w:p>
+            <w:pPr>
+              <w:spacing w:after="0" w:before="0"/>
+            </w:pPr>
+            <w:r>
+              <w:rPr>
+                <w:rFonts w:ascii="Consolas" w:cs="Consolas" w:eastAsia="Consolas" w:hAnsi="Consolas"/>
+                <w:sz w:val="19"/>
+                <w:szCs w:val="19"/>
+                <w:shd w:fill="F2F1EC" w:val="clear"/>
+              </w:rPr>
+              <w:t xml:space="preserve">armHome</w:t>
+            </w:r>
+          </w:p>
+        </w:tc>
+      </w:tr>
+      <w:tr>
+        <w:trPr>
+          <w:tblHeader w:val="false"/>
+        </w:trPr>
+        <w:tc>
+          <w:tcPr>
+            <w:tcW w:type="dxa" w:w="4500"/>
+            <w:tcMar>
+              <w:top w:type="dxa" w:w="60"/>
+              <w:left w:type="dxa" w:w="100"/>
+              <w:bottom w:type="dxa" w:w="60"/>
+              <w:right w:type="dxa" w:w="100"/>
+            </w:tcMar>
+          </w:tcPr>
+          <w:p>
+            <w:pPr>
+              <w:spacing w:after="0" w:before="0"/>
+            </w:pPr>
+            <w:r>
+              <w:rPr>
+                <w:sz w:val="19"/>
+                <w:szCs w:val="19"/>
+              </w:rPr>
+              <w:t xml:space="preserve">En veille</w:t>
+            </w:r>
+          </w:p>
+        </w:tc>
+        <w:tc>
+          <w:tcPr>
+            <w:tcW w:type="dxa" w:w="4500"/>
+            <w:tcMar>
+              <w:top w:type="dxa" w:w="60"/>
+              <w:left w:type="dxa" w:w="100"/>
+              <w:bottom w:type="dxa" w:w="60"/>
+              <w:right w:type="dxa" w:w="100"/>
+            </w:tcMar>
+          </w:tcPr>
+          <w:p>
+            <w:pPr>
+              <w:spacing w:after="0" w:before="0"/>
+            </w:pPr>
+            <w:r>
+              <w:rPr>
+                <w:rFonts w:ascii="Consolas" w:cs="Consolas" w:eastAsia="Consolas" w:hAnsi="Consolas"/>
+                <w:sz w:val="19"/>
+                <w:szCs w:val="19"/>
+                <w:shd w:fill="F2F1EC" w:val="clear"/>
+              </w:rPr>
+              <w:t xml:space="preserve">standby</w:t>
+            </w:r>
+          </w:p>
+        </w:tc>
+      </w:tr>
+    </w:tbl>
+    <w:p>
+      <w:pPr>
+        <w:spacing w:after="160"/>
+      </w:pPr>
     </w:p>
     <w:p>
       <w:pPr>
@@ -6750,17 +7438,7 @@
         <w:jc w:val="both"/>
       </w:pPr>
       <w:r>
-        <w:t xml:space="preserve">Le chauffe-eau Atlantic n'a pas de commande « chauffer » directe : forcer une chauffe complète revient à régler le </w:t>
-      </w:r>
-      <w:r>
-        <w:rPr>
-          <w:b/>
-          <w:bCs/>
-        </w:rPr>
-        <w:t xml:space="preserve">nombre de douches souhaitées au maximum</w:t>
-      </w:r>
-      <w:r>
-        <w:t xml:space="preserve">, et revenir au fonctionnement normal à le remettre au minimum. C'est ce que font les fonctions </w:t>
+        <w:t xml:space="preserve">Le bloc du tableau de bord affiche les trois modes en icônes ; le mode courant est mis en valeur, et un clic bascule. Les mêmes bascules existent en actions de scénario (</w:t>
       </w:r>
       <w:r>
         <w:rPr>
@@ -6769,10 +7447,10 @@
           <w:szCs w:val="19"/>
           <w:shd w:fill="F2F1EC" w:val="clear"/>
         </w:rPr>
-        <w:t xml:space="preserve">chauffer</w:t>
-      </w:r>
-      <w:r>
-        <w:t xml:space="preserve"> et </w:t>
+        <w:t xml:space="preserve">mode_absence</w:t>
+      </w:r>
+      <w:r>
+        <w:t xml:space="preserve">, </w:t>
       </w:r>
       <w:r>
         <w:rPr>
@@ -6781,6 +7459,814 @@
           <w:szCs w:val="19"/>
           <w:shd w:fill="F2F1EC" w:val="clear"/>
         </w:rPr>
+        <w:t xml:space="preserve">mode_presence</w:t>
+      </w:r>
+      <w:r>
+        <w:t xml:space="preserve">, </w:t>
+      </w:r>
+      <w:r>
+        <w:rPr>
+          <w:rFonts w:ascii="Consolas" w:cs="Consolas" w:eastAsia="Consolas" w:hAnsi="Consolas"/>
+          <w:sz w:val="19"/>
+          <w:szCs w:val="19"/>
+          <w:shd w:fill="F2F1EC" w:val="clear"/>
+        </w:rPr>
+        <w:t xml:space="preserve">mode_veille</w:t>
+      </w:r>
+      <w:r>
+        <w:t xml:space="preserve">, </w:t>
+      </w:r>
+      <w:r>
+        <w:rPr>
+          <w:rFonts w:ascii="Consolas" w:cs="Consolas" w:eastAsia="Consolas" w:hAnsi="Consolas"/>
+          <w:sz w:val="19"/>
+          <w:szCs w:val="19"/>
+          <w:shd w:fill="F2F1EC" w:val="clear"/>
+        </w:rPr>
+        <w:t xml:space="preserve">photo</w:t>
+      </w:r>
+      <w:r>
+        <w:t xml:space="preserve">), de quoi armer les caméras quand l'alarme passe en totale.</w:t>
+      </w:r>
+    </w:p>
+    <w:p>
+      <w:pPr>
+        <w:spacing w:after="140" w:before="60" w:line="280"/>
+        <w:jc w:val="both"/>
+      </w:pPr>
+      <w:r>
+        <w:t xml:space="preserve">Infos publiées : </w:t>
+      </w:r>
+      <w:r>
+        <w:rPr>
+          <w:rFonts w:ascii="Consolas" w:cs="Consolas" w:eastAsia="Consolas" w:hAnsi="Consolas"/>
+          <w:sz w:val="19"/>
+          <w:szCs w:val="19"/>
+          <w:shd w:fill="F2F1EC" w:val="clear"/>
+        </w:rPr>
+        <w:t xml:space="preserve">arlo_mode</w:t>
+      </w:r>
+      <w:r>
+        <w:t xml:space="preserve"> (en clair), </w:t>
+      </w:r>
+      <w:r>
+        <w:rPr>
+          <w:rFonts w:ascii="Consolas" w:cs="Consolas" w:eastAsia="Consolas" w:hAnsi="Consolas"/>
+          <w:sz w:val="19"/>
+          <w:szCs w:val="19"/>
+          <w:shd w:fill="F2F1EC" w:val="clear"/>
+        </w:rPr>
+        <w:t xml:space="preserve">arlo_mode_code</w:t>
+      </w:r>
+      <w:r>
+        <w:t xml:space="preserve"> (code Arlo), </w:t>
+      </w:r>
+      <w:r>
+        <w:rPr>
+          <w:rFonts w:ascii="Consolas" w:cs="Consolas" w:eastAsia="Consolas" w:hAnsi="Consolas"/>
+          <w:sz w:val="19"/>
+          <w:szCs w:val="19"/>
+          <w:shd w:fill="F2F1EC" w:val="clear"/>
+        </w:rPr>
+        <w:t xml:space="preserve">arlo_batterie</w:t>
+      </w:r>
+      <w:r>
+        <w:t xml:space="preserve"> (première caméra, en %).</w:t>
+      </w:r>
+    </w:p>
+    <w:p>
+      <w:pPr>
+        <w:pStyle w:val="Heading3"/>
+        <w:spacing w:after="120" w:before="240"/>
+      </w:pPr>
+      <w:r>
+        <w:t xml:space="preserve">La connexion et le code à deux facteurs</w:t>
+      </w:r>
+    </w:p>
+    <w:p>
+      <w:pPr>
+        <w:spacing w:after="140" w:before="60" w:line="280"/>
+        <w:jc w:val="both"/>
+      </w:pPr>
+      <w:r>
+        <w:t xml:space="preserve">Arlo réclame un </w:t>
+      </w:r>
+      <w:r>
+        <w:rPr>
+          <w:b/>
+          <w:bCs/>
+        </w:rPr>
+        <w:t xml:space="preserve">code à deux facteurs</w:t>
+      </w:r>
+      <w:r>
+        <w:t xml:space="preserve"> à la première connexion. Il se saisit dans l'onglet du module : la connexion se fait dans un fil d'exécution séparé et attend le code jusqu'à cinq minutes, plutôt que de suspendre une requête web. Aucun identifiant de boîte mail n'est donc nécessaire — une lecture automatique par IMAP reste possible en option.</w:t>
+      </w:r>
+    </w:p>
+    <w:p>
+      <w:pPr>
+        <w:spacing w:after="140" w:before="60" w:line="280"/>
+        <w:jc w:val="both"/>
+      </w:pPr>
+      <w:r>
+        <w:t xml:space="preserve">La session est ensuite conservée sur le disque (répertoire </w:t>
+      </w:r>
+      <w:r>
+        <w:rPr>
+          <w:rFonts w:ascii="Consolas" w:cs="Consolas" w:eastAsia="Consolas" w:hAnsi="Consolas"/>
+          <w:sz w:val="19"/>
+          <w:szCs w:val="19"/>
+          <w:shd w:fill="F2F1EC" w:val="clear"/>
+        </w:rPr>
+        <w:t xml:space="preserve">.arlo/</w:t>
+      </w:r>
+      <w:r>
+        <w:t xml:space="preserve">, hors du dépôt) pour survivre aux redémarrages du service : sans elle, Arlo redemanderait un code à chaque relance. Ce répertoire contient un jeton d'accès au compte, il ne doit jamais être versionné.</w:t>
+      </w:r>
+    </w:p>
+    <w:p>
+      <w:pPr>
+        <w:spacing w:after="140" w:before="60" w:line="280"/>
+        <w:jc w:val="both"/>
+      </w:pPr>
+      <w:r>
+        <w:t xml:space="preserve">La tâche périodique sert de filet : </w:t>
+      </w:r>
+      <w:r>
+        <w:rPr>
+          <w:rFonts w:ascii="Consolas" w:cs="Consolas" w:eastAsia="Consolas" w:hAnsi="Consolas"/>
+          <w:sz w:val="19"/>
+          <w:szCs w:val="19"/>
+          <w:shd w:fill="F2F1EC" w:val="clear"/>
+        </w:rPr>
+        <w:t xml:space="preserve">pyaarlo</w:t>
+      </w:r>
+      <w:r>
+        <w:t xml:space="preserve"> garde une connexion ouverte qui reçoit les changements en direct, et la tâche relit l'état et relance la connexion si le jeton a expiré.</w:t>
+      </w:r>
+    </w:p>
+    <w:p>
+      <w:pPr>
+        <w:spacing w:after="140" w:before="60" w:line="280"/>
+        <w:jc w:val="both"/>
+      </w:pPr>
+      <w:r>
+        <w:t xml:space="preserve">Les tentatives de reconnexion sont </w:t>
+      </w:r>
+      <w:r>
+        <w:rPr>
+          <w:b/>
+          <w:bCs/>
+        </w:rPr>
+        <w:t xml:space="preserve">espacées progressivement</w:t>
+      </w:r>
+      <w:r>
+        <w:t xml:space="preserve"> : 15 min → 30 min → 1 h → 2 h → 4 h. Une coupure passagère est donc rattrapée vite, tandis qu'une session définitivement perdue (mot de passe changé) ne fait pas frapper à la porte d'Arlo une centaine de fois par jour — ce qui redemanderait un code à deux facteurs autant de fois.</w:t>
+      </w:r>
+    </w:p>
+    <w:p>
+      <w:pPr>
+        <w:pBdr>
+          <w:left w:val="single" w:color="1F6F54" w:sz="12" w:space="12"/>
+        </w:pBdr>
+        <w:spacing w:after="200" w:before="160"/>
+        <w:ind w:left="360"/>
+      </w:pPr>
+      <w:r>
+        <w:t xml:space="preserve">Le </w:t>
+      </w:r>
+      <w:r>
+        <w:rPr>
+          <w:b/>
+          <w:bCs/>
+        </w:rPr>
+        <w:t xml:space="preserve">direct n'est pas affichable</w:t>
+      </w:r>
+      <w:r>
+        <w:t xml:space="preserve"> : Arlo ne publie qu'un flux RTSPS, qu'aucun navigateur ne lit. Le module s'appuie donc sur l'instantané, dont l'URL signée reste valable une trentaine d'heures.</w:t>
+      </w:r>
+    </w:p>
+    <w:p>
+      <w:pPr>
+        <w:pStyle w:val="Heading2"/>
+        <w:spacing w:after="120" w:before="320"/>
+      </w:pPr>
+      <w:r>
+        <w:t xml:space="preserve">Alarme (Verisure)</w:t>
+      </w:r>
+    </w:p>
+    <w:p>
+      <w:pPr>
+        <w:spacing w:after="140" w:before="60" w:line="280"/>
+        <w:jc w:val="both"/>
+      </w:pPr>
+      <w:r>
+        <w:t xml:space="preserve">État de l'alarme Verisure France — </w:t>
+      </w:r>
+      <w:r>
+        <w:rPr>
+          <w:b/>
+          <w:bCs/>
+        </w:rPr>
+        <w:t xml:space="preserve">en lecture seule, délibérément</w:t>
+      </w:r>
+      <w:r>
+        <w:t xml:space="preserve">.</w:t>
+      </w:r>
+    </w:p>
+    <w:tbl>
+      <w:tblPr>
+        <w:tblW w:type="dxa" w:w="9000"/>
+        <w:tblBorders>
+          <w:top w:val="single" w:color="auto" w:sz="4"/>
+          <w:left w:val="single" w:color="auto" w:sz="4"/>
+          <w:bottom w:val="single" w:color="auto" w:sz="4"/>
+          <w:right w:val="single" w:color="auto" w:sz="4"/>
+          <w:insideH w:val="single" w:color="auto" w:sz="4"/>
+          <w:insideV w:val="single" w:color="auto" w:sz="4"/>
+        </w:tblBorders>
+      </w:tblPr>
+      <w:tblGrid>
+        <w:gridCol w:w="4500"/>
+        <w:gridCol w:w="4500"/>
+      </w:tblGrid>
+      <w:tr>
+        <w:trPr>
+          <w:tblHeader/>
+        </w:trPr>
+        <w:tc>
+          <w:tcPr>
+            <w:tcW w:type="dxa" w:w="4500"/>
+            <w:shd w:fill="E8EDEA" w:val="clear"/>
+            <w:tcMar>
+              <w:top w:type="dxa" w:w="60"/>
+              <w:left w:type="dxa" w:w="100"/>
+              <w:bottom w:type="dxa" w:w="60"/>
+              <w:right w:type="dxa" w:w="100"/>
+            </w:tcMar>
+          </w:tcPr>
+          <w:p>
+            <w:pPr>
+              <w:spacing w:after="0" w:before="0"/>
+            </w:pPr>
+            <w:r>
+              <w:rPr>
+                <w:b/>
+                <w:bCs/>
+                <w:sz w:val="19"/>
+                <w:szCs w:val="19"/>
+              </w:rPr>
+              <w:t xml:space="preserve">Info</w:t>
+            </w:r>
+          </w:p>
+        </w:tc>
+        <w:tc>
+          <w:tcPr>
+            <w:tcW w:type="dxa" w:w="4500"/>
+            <w:shd w:fill="E8EDEA" w:val="clear"/>
+            <w:tcMar>
+              <w:top w:type="dxa" w:w="60"/>
+              <w:left w:type="dxa" w:w="100"/>
+              <w:bottom w:type="dxa" w:w="60"/>
+              <w:right w:type="dxa" w:w="100"/>
+            </w:tcMar>
+          </w:tcPr>
+          <w:p>
+            <w:pPr>
+              <w:spacing w:after="0" w:before="0"/>
+            </w:pPr>
+            <w:r>
+              <w:rPr>
+                <w:b/>
+                <w:bCs/>
+                <w:sz w:val="19"/>
+                <w:szCs w:val="19"/>
+              </w:rPr>
+              <w:t xml:space="preserve">Contenu</w:t>
+            </w:r>
+          </w:p>
+        </w:tc>
+      </w:tr>
+      <w:tr>
+        <w:trPr>
+          <w:tblHeader w:val="false"/>
+        </w:trPr>
+        <w:tc>
+          <w:tcPr>
+            <w:tcW w:type="dxa" w:w="4500"/>
+            <w:tcMar>
+              <w:top w:type="dxa" w:w="60"/>
+              <w:left w:type="dxa" w:w="100"/>
+              <w:bottom w:type="dxa" w:w="60"/>
+              <w:right w:type="dxa" w:w="100"/>
+            </w:tcMar>
+          </w:tcPr>
+          <w:p>
+            <w:pPr>
+              <w:spacing w:after="0" w:before="0"/>
+            </w:pPr>
+            <w:r>
+              <w:rPr>
+                <w:rFonts w:ascii="Consolas" w:cs="Consolas" w:eastAsia="Consolas" w:hAnsi="Consolas"/>
+                <w:sz w:val="19"/>
+                <w:szCs w:val="19"/>
+                <w:shd w:fill="F2F1EC" w:val="clear"/>
+              </w:rPr>
+              <w:t xml:space="preserve">alarme_etat</w:t>
+            </w:r>
+          </w:p>
+        </w:tc>
+        <w:tc>
+          <w:tcPr>
+            <w:tcW w:type="dxa" w:w="4500"/>
+            <w:tcMar>
+              <w:top w:type="dxa" w:w="60"/>
+              <w:left w:type="dxa" w:w="100"/>
+              <w:bottom w:type="dxa" w:w="60"/>
+              <w:right w:type="dxa" w:w="100"/>
+            </w:tcMar>
+          </w:tcPr>
+          <w:p>
+            <w:pPr>
+              <w:spacing w:after="0" w:before="0"/>
+            </w:pPr>
+            <w:r>
+              <w:rPr>
+                <w:sz w:val="19"/>
+                <w:szCs w:val="19"/>
+              </w:rPr>
+              <w:t xml:space="preserve">En clair : Désarmée, Partielle, Totale</w:t>
+            </w:r>
+          </w:p>
+        </w:tc>
+      </w:tr>
+      <w:tr>
+        <w:trPr>
+          <w:tblHeader w:val="false"/>
+        </w:trPr>
+        <w:tc>
+          <w:tcPr>
+            <w:tcW w:type="dxa" w:w="4500"/>
+            <w:tcMar>
+              <w:top w:type="dxa" w:w="60"/>
+              <w:left w:type="dxa" w:w="100"/>
+              <w:bottom w:type="dxa" w:w="60"/>
+              <w:right w:type="dxa" w:w="100"/>
+            </w:tcMar>
+          </w:tcPr>
+          <w:p>
+            <w:pPr>
+              <w:spacing w:after="0" w:before="0"/>
+            </w:pPr>
+            <w:r>
+              <w:rPr>
+                <w:rFonts w:ascii="Consolas" w:cs="Consolas" w:eastAsia="Consolas" w:hAnsi="Consolas"/>
+                <w:sz w:val="19"/>
+                <w:szCs w:val="19"/>
+                <w:shd w:fill="F2F1EC" w:val="clear"/>
+              </w:rPr>
+              <w:t xml:space="preserve">alarme_armee</w:t>
+            </w:r>
+          </w:p>
+        </w:tc>
+        <w:tc>
+          <w:tcPr>
+            <w:tcW w:type="dxa" w:w="4500"/>
+            <w:tcMar>
+              <w:top w:type="dxa" w:w="60"/>
+              <w:left w:type="dxa" w:w="100"/>
+              <w:bottom w:type="dxa" w:w="60"/>
+              <w:right w:type="dxa" w:w="100"/>
+            </w:tcMar>
+          </w:tcPr>
+          <w:p>
+            <w:pPr>
+              <w:spacing w:after="0" w:before="0"/>
+            </w:pPr>
+            <w:r>
+              <w:rPr>
+                <w:rFonts w:ascii="Consolas" w:cs="Consolas" w:eastAsia="Consolas" w:hAnsi="Consolas"/>
+                <w:sz w:val="19"/>
+                <w:szCs w:val="19"/>
+                <w:shd w:fill="F2F1EC" w:val="clear"/>
+              </w:rPr>
+              <w:t xml:space="preserve">on</w:t>
+            </w:r>
+            <w:r>
+              <w:rPr>
+                <w:sz w:val="19"/>
+                <w:szCs w:val="19"/>
+              </w:rPr>
+              <w:t xml:space="preserve"> si armée, </w:t>
+            </w:r>
+            <w:r>
+              <w:rPr>
+                <w:rFonts w:ascii="Consolas" w:cs="Consolas" w:eastAsia="Consolas" w:hAnsi="Consolas"/>
+                <w:sz w:val="19"/>
+                <w:szCs w:val="19"/>
+                <w:shd w:fill="F2F1EC" w:val="clear"/>
+              </w:rPr>
+              <w:t xml:space="preserve">off</w:t>
+            </w:r>
+            <w:r>
+              <w:rPr>
+                <w:sz w:val="19"/>
+                <w:szCs w:val="19"/>
+              </w:rPr>
+              <w:t xml:space="preserve"> sinon</w:t>
+            </w:r>
+          </w:p>
+        </w:tc>
+      </w:tr>
+      <w:tr>
+        <w:trPr>
+          <w:tblHeader w:val="false"/>
+        </w:trPr>
+        <w:tc>
+          <w:tcPr>
+            <w:tcW w:type="dxa" w:w="4500"/>
+            <w:tcMar>
+              <w:top w:type="dxa" w:w="60"/>
+              <w:left w:type="dxa" w:w="100"/>
+              <w:bottom w:type="dxa" w:w="60"/>
+              <w:right w:type="dxa" w:w="100"/>
+            </w:tcMar>
+          </w:tcPr>
+          <w:p>
+            <w:pPr>
+              <w:spacing w:after="0" w:before="0"/>
+            </w:pPr>
+            <w:r>
+              <w:rPr>
+                <w:rFonts w:ascii="Consolas" w:cs="Consolas" w:eastAsia="Consolas" w:hAnsi="Consolas"/>
+                <w:sz w:val="19"/>
+                <w:szCs w:val="19"/>
+                <w:shd w:fill="F2F1EC" w:val="clear"/>
+              </w:rPr>
+              <w:t xml:space="preserve">alarme_code</w:t>
+            </w:r>
+          </w:p>
+        </w:tc>
+        <w:tc>
+          <w:tcPr>
+            <w:tcW w:type="dxa" w:w="4500"/>
+            <w:tcMar>
+              <w:top w:type="dxa" w:w="60"/>
+              <w:left w:type="dxa" w:w="100"/>
+              <w:bottom w:type="dxa" w:w="60"/>
+              <w:right w:type="dxa" w:w="100"/>
+            </w:tcMar>
+          </w:tcPr>
+          <w:p>
+            <w:pPr>
+              <w:spacing w:after="0" w:before="0"/>
+            </w:pPr>
+            <w:r>
+              <w:rPr>
+                <w:sz w:val="19"/>
+                <w:szCs w:val="19"/>
+              </w:rPr>
+              <w:t xml:space="preserve">Code protocole brut (</w:t>
+            </w:r>
+            <w:r>
+              <w:rPr>
+                <w:rFonts w:ascii="Consolas" w:cs="Consolas" w:eastAsia="Consolas" w:hAnsi="Consolas"/>
+                <w:sz w:val="19"/>
+                <w:szCs w:val="19"/>
+                <w:shd w:fill="F2F1EC" w:val="clear"/>
+              </w:rPr>
+              <w:t xml:space="preserve">D</w:t>
+            </w:r>
+            <w:r>
+              <w:rPr>
+                <w:sz w:val="19"/>
+                <w:szCs w:val="19"/>
+              </w:rPr>
+              <w:t xml:space="preserve">, </w:t>
+            </w:r>
+            <w:r>
+              <w:rPr>
+                <w:rFonts w:ascii="Consolas" w:cs="Consolas" w:eastAsia="Consolas" w:hAnsi="Consolas"/>
+                <w:sz w:val="19"/>
+                <w:szCs w:val="19"/>
+                <w:shd w:fill="F2F1EC" w:val="clear"/>
+              </w:rPr>
+              <w:t xml:space="preserve">P</w:t>
+            </w:r>
+            <w:r>
+              <w:rPr>
+                <w:sz w:val="19"/>
+                <w:szCs w:val="19"/>
+              </w:rPr>
+              <w:t xml:space="preserve">/</w:t>
+            </w:r>
+            <w:r>
+              <w:rPr>
+                <w:rFonts w:ascii="Consolas" w:cs="Consolas" w:eastAsia="Consolas" w:hAnsi="Consolas"/>
+                <w:sz w:val="19"/>
+                <w:szCs w:val="19"/>
+                <w:shd w:fill="F2F1EC" w:val="clear"/>
+              </w:rPr>
+              <w:t xml:space="preserve">Q</w:t>
+            </w:r>
+            <w:r>
+              <w:rPr>
+                <w:sz w:val="19"/>
+                <w:szCs w:val="19"/>
+              </w:rPr>
+              <w:t xml:space="preserve">, </w:t>
+            </w:r>
+            <w:r>
+              <w:rPr>
+                <w:rFonts w:ascii="Consolas" w:cs="Consolas" w:eastAsia="Consolas" w:hAnsi="Consolas"/>
+                <w:sz w:val="19"/>
+                <w:szCs w:val="19"/>
+                <w:shd w:fill="F2F1EC" w:val="clear"/>
+              </w:rPr>
+              <w:t xml:space="preserve">T</w:t>
+            </w:r>
+            <w:r>
+              <w:rPr>
+                <w:sz w:val="19"/>
+                <w:szCs w:val="19"/>
+              </w:rPr>
+              <w:t xml:space="preserve">)</w:t>
+            </w:r>
+          </w:p>
+        </w:tc>
+      </w:tr>
+    </w:tbl>
+    <w:p>
+      <w:pPr>
+        <w:spacing w:after="160"/>
+      </w:pPr>
+    </w:p>
+    <w:p>
+      <w:pPr>
+        <w:spacing w:after="140" w:before="60" w:line="280"/>
+        <w:jc w:val="both"/>
+      </w:pPr>
+      <w:r>
+        <w:t xml:space="preserve">Le bloc du tableau de bord affiche un bouclier et la date du dernier changement. Le module n'expose </w:t>
+      </w:r>
+      <w:r>
+        <w:rPr>
+          <w:b/>
+          <w:bCs/>
+        </w:rPr>
+        <w:t xml:space="preserve">aucune action de scénario</w:t>
+      </w:r>
+      <w:r>
+        <w:t xml:space="preserve"> : rien dans le code ne peut armer ni désarmer.</w:t>
+      </w:r>
+    </w:p>
+    <w:p>
+      <w:pPr>
+        <w:spacing w:after="140" w:before="60" w:line="280"/>
+        <w:jc w:val="both"/>
+      </w:pPr>
+      <w:r>
+        <w:t xml:space="preserve">C'est un choix de cloisonnement. Les identifiants stockés pourraient techniquement désarmer l'alarme — l'API ne réclame pas de code PIN côté serveur — et Verisure ne propose pas de rôle « lecture seule ». Ne pas écrire la fonction est la seule barrière disponible.</w:t>
+      </w:r>
+    </w:p>
+    <w:p>
+      <w:pPr>
+        <w:spacing w:after="140" w:before="60" w:line="280"/>
+        <w:jc w:val="both"/>
+      </w:pPr>
+      <w:r>
+        <w:t xml:space="preserve">L'usage prévu est donc l'inverse : l'alarme </w:t>
+      </w:r>
+      <w:r>
+        <w:rPr>
+          <w:b/>
+          <w:bCs/>
+        </w:rPr>
+        <w:t xml:space="preserve">déclenche</w:t>
+      </w:r>
+      <w:r>
+        <w:t xml:space="preserve">, elle n'obéit pas. Une condition sur </w:t>
+      </w:r>
+      <w:r>
+        <w:rPr>
+          <w:rFonts w:ascii="Consolas" w:cs="Consolas" w:eastAsia="Consolas" w:hAnsi="Consolas"/>
+          <w:sz w:val="19"/>
+          <w:szCs w:val="19"/>
+          <w:shd w:fill="F2F1EC" w:val="clear"/>
+        </w:rPr>
+        <w:t xml:space="preserve">alarme_armee</w:t>
+      </w:r>
+      <w:r>
+        <w:t xml:space="preserve"> suffit à faire passer les caméras en absence quand la maison est armée.</w:t>
+      </w:r>
+    </w:p>
+    <w:p>
+      <w:pPr>
+        <w:pBdr>
+          <w:left w:val="single" w:color="1F6F54" w:sz="12" w:space="12"/>
+        </w:pBdr>
+        <w:spacing w:after="200" w:before="160"/>
+        <w:ind w:left="360"/>
+      </w:pPr>
+      <w:r>
+        <w:t xml:space="preserve">Verisure n'impose pas de quota mensuel, mais un pare-feu applicatif répond </w:t>
+      </w:r>
+      <w:r>
+        <w:rPr>
+          <w:rFonts w:ascii="Consolas" w:cs="Consolas" w:eastAsia="Consolas" w:hAnsi="Consolas"/>
+          <w:sz w:val="19"/>
+          <w:szCs w:val="19"/>
+          <w:shd w:fill="F2F1EC" w:val="clear"/>
+        </w:rPr>
+        <w:t xml:space="preserve">403</w:t>
+      </w:r>
+      <w:r>
+        <w:t xml:space="preserve"> quand les requêtes s'enchaînent. La période par défaut est donc de </w:t>
+      </w:r>
+      <w:r>
+        <w:rPr>
+          <w:b/>
+          <w:bCs/>
+        </w:rPr>
+        <w:t xml:space="preserve">3 minutes</w:t>
+      </w:r>
+      <w:r>
+        <w:t xml:space="preserve"> ; l'allonger est le premier réflexe en cas de blocage.</w:t>
+      </w:r>
+    </w:p>
+    <w:p>
+      <w:pPr>
+        <w:pStyle w:val="Heading2"/>
+        <w:spacing w:after="120" w:before="320"/>
+      </w:pPr>
+      <w:r>
+        <w:t xml:space="preserve">Capteurs (Tuya)</w:t>
+      </w:r>
+    </w:p>
+    <w:p>
+      <w:pPr>
+        <w:spacing w:after="140" w:before="60" w:line="280"/>
+        <w:jc w:val="both"/>
+      </w:pPr>
+      <w:r>
+        <w:t xml:space="preserve">Capteurs de température et d'humidité, et prises commandables. Les prises apparaissent automatiquement en actions de scénario, une paire allumer/éteindre par prise détectée.</w:t>
+      </w:r>
+    </w:p>
+    <w:p>
+      <w:pPr>
+        <w:spacing w:after="140" w:before="60" w:line="280"/>
+        <w:jc w:val="both"/>
+      </w:pPr>
+      <w:r>
+        <w:t xml:space="preserve">Les appareils sont lus </w:t>
+      </w:r>
+      <w:r>
+        <w:rPr>
+          <w:b/>
+          <w:bCs/>
+        </w:rPr>
+        <w:t xml:space="preserve">sur le réseau local</w:t>
+      </w:r>
+      <w:r>
+        <w:t xml:space="preserve">, sans passer par le cloud Tuya : ni quota, ni compte à interroger, ni panne d'internet qui tienne — et les mesures arrivent plus vite. L'API Cloud reste en </w:t>
+      </w:r>
+      <w:r>
+        <w:rPr>
+          <w:b/>
+          <w:bCs/>
+        </w:rPr>
+        <w:t xml:space="preserve">repli</w:t>
+      </w:r>
+      <w:r>
+        <w:t xml:space="preserve"> si la lecture locale échoue.</w:t>
+      </w:r>
+    </w:p>
+    <w:p>
+      <w:pPr>
+        <w:spacing w:after="140" w:before="60" w:line="280"/>
+        <w:jc w:val="both"/>
+      </w:pPr>
+      <w:r>
+        <w:t xml:space="preserve">Dans une installation Zigbee, les capteurs n'ont pas d'adresse IP : le module ouvre </w:t>
+      </w:r>
+      <w:r>
+        <w:rPr>
+          <w:b/>
+          <w:bCs/>
+        </w:rPr>
+        <w:t xml:space="preserve">une seule connexion vers la passerelle</w:t>
+      </w:r>
+      <w:r>
+        <w:t xml:space="preserve"> et interroge chaque appareil au travers. Une seule clé locale est donc nécessaire, celle de la passerelle.</w:t>
+      </w:r>
+    </w:p>
+    <w:p>
+      <w:pPr>
+        <w:spacing w:after="140" w:before="60" w:line="280"/>
+        <w:jc w:val="both"/>
+      </w:pPr>
+      <w:r>
+        <w:t xml:space="preserve">Le paramétrage s'importe en une fois depuis le fichier </w:t>
+      </w:r>
+      <w:r>
+        <w:rPr>
+          <w:rFonts w:ascii="Consolas" w:cs="Consolas" w:eastAsia="Consolas" w:hAnsi="Consolas"/>
+          <w:sz w:val="19"/>
+          <w:szCs w:val="19"/>
+          <w:shd w:fill="F2F1EC" w:val="clear"/>
+        </w:rPr>
+        <w:t xml:space="preserve">devices.json</w:t>
+      </w:r>
+      <w:r>
+        <w:t xml:space="preserve"> produit par </w:t>
+      </w:r>
+      <w:r>
+        <w:rPr>
+          <w:rFonts w:ascii="Consolas" w:cs="Consolas" w:eastAsia="Consolas" w:hAnsi="Consolas"/>
+          <w:sz w:val="19"/>
+          <w:szCs w:val="19"/>
+          <w:shd w:fill="F2F1EC" w:val="clear"/>
+        </w:rPr>
+        <w:t xml:space="preserve">python -m tinytuya wizard</w:t>
+      </w:r>
+      <w:r>
+        <w:t xml:space="preserve"> (adresses, clés, identifiants de sous-appareils et correspondance des mesures). Après quoi le cloud n'est plus sollicité.</w:t>
+      </w:r>
+    </w:p>
+    <w:p>
+      <w:pPr>
+        <w:pStyle w:val="Heading2"/>
+        <w:spacing w:after="120" w:before="320"/>
+      </w:pPr>
+      <w:r>
+        <w:t xml:space="preserve">Chauffe-eau et Climatisation</w:t>
+      </w:r>
+    </w:p>
+    <w:p>
+      <w:pPr>
+        <w:spacing w:after="140" w:before="60" w:line="280"/>
+        <w:jc w:val="both"/>
+      </w:pPr>
+      <w:r>
+        <w:t xml:space="preserve">Modules d'équipement : ils exposent leur état en </w:t>
+      </w:r>
+      <w:r>
+        <w:rPr>
+          <w:b/>
+          <w:bCs/>
+        </w:rPr>
+        <w:t xml:space="preserve">infos</w:t>
+      </w:r>
+      <w:r>
+        <w:t xml:space="preserve"> et leurs commandes en </w:t>
+      </w:r>
+      <w:r>
+        <w:rPr>
+          <w:b/>
+          <w:bCs/>
+        </w:rPr>
+        <w:t xml:space="preserve">actions de scénario</w:t>
+      </w:r>
+      <w:r>
+        <w:t xml:space="preserve">. Le paramétrage (identifiants Cozytouch, Hi-Kumo) se fait dans l'onglet du module.</w:t>
+      </w:r>
+    </w:p>
+    <w:p>
+      <w:pPr>
+        <w:spacing w:after="140" w:before="60" w:line="280"/>
+        <w:jc w:val="both"/>
+      </w:pPr>
+      <w:r>
+        <w:t xml:space="preserve">Le chauffe-eau Atlantic n'a pas de commande « chauffer » directe : forcer une chauffe complète revient à régler le </w:t>
+      </w:r>
+      <w:r>
+        <w:rPr>
+          <w:b/>
+          <w:bCs/>
+        </w:rPr>
+        <w:t xml:space="preserve">nombre de douches souhaitées au maximum</w:t>
+      </w:r>
+      <w:r>
+        <w:t xml:space="preserve">, et revenir au fonctionnement normal à le remettre au minimum. C'est ce que font les fonctions </w:t>
+      </w:r>
+      <w:r>
+        <w:rPr>
+          <w:rFonts w:ascii="Consolas" w:cs="Consolas" w:eastAsia="Consolas" w:hAnsi="Consolas"/>
+          <w:sz w:val="19"/>
+          <w:szCs w:val="19"/>
+          <w:shd w:fill="F2F1EC" w:val="clear"/>
+        </w:rPr>
+        <w:t xml:space="preserve">chauffer</w:t>
+      </w:r>
+      <w:r>
+        <w:t xml:space="preserve"> et </w:t>
+      </w:r>
+      <w:r>
+        <w:rPr>
+          <w:rFonts w:ascii="Consolas" w:cs="Consolas" w:eastAsia="Consolas" w:hAnsi="Consolas"/>
+          <w:sz w:val="19"/>
+          <w:szCs w:val="19"/>
+          <w:shd w:fill="F2F1EC" w:val="clear"/>
+        </w:rPr>
         <w:t xml:space="preserve">eteindre</w:t>
       </w:r>
       <w:r>
@@ -7536,7 +9022,7 @@
       <w:r>
         <w:t xml:space="preserve"> doit être un nom de </w:t>
       </w:r>
-      <w:hyperlink w:history="1" r:id="rIdcjlas3x8gnc-vxeuz0lfr">
+      <w:hyperlink w:history="1" r:id="rIdw8te-qhkl-5p_mmhzcb0p">
         <w:r>
           <w:rPr>
             <w:rStyle w:val="Hyperlink"/>
@@ -10052,6 +11538,116 @@
           </w:p>
         </w:tc>
       </w:tr>
+      <w:tr>
+        <w:trPr>
+          <w:tblHeader w:val="false"/>
+        </w:trPr>
+        <w:tc>
+          <w:tcPr>
+            <w:tcW w:type="dxa" w:w="2250"/>
+            <w:tcMar>
+              <w:top w:type="dxa" w:w="60"/>
+              <w:left w:type="dxa" w:w="100"/>
+              <w:bottom w:type="dxa" w:w="60"/>
+              <w:right w:type="dxa" w:w="100"/>
+            </w:tcMar>
+          </w:tcPr>
+          <w:p>
+            <w:pPr>
+              <w:spacing w:after="0" w:before="0"/>
+            </w:pPr>
+            <w:r>
+              <w:rPr>
+                <w:rFonts w:ascii="Consolas" w:cs="Consolas" w:eastAsia="Consolas" w:hAnsi="Consolas"/>
+                <w:sz w:val="19"/>
+                <w:szCs w:val="19"/>
+                <w:shd w:fill="F2F1EC" w:val="clear"/>
+              </w:rPr>
+              <w:t xml:space="preserve">BESOINS</w:t>
+            </w:r>
+          </w:p>
+        </w:tc>
+        <w:tc>
+          <w:tcPr>
+            <w:tcW w:type="dxa" w:w="2250"/>
+            <w:tcMar>
+              <w:top w:type="dxa" w:w="60"/>
+              <w:left w:type="dxa" w:w="100"/>
+              <w:bottom w:type="dxa" w:w="60"/>
+              <w:right w:type="dxa" w:w="100"/>
+            </w:tcMar>
+          </w:tcPr>
+          <w:p>
+            <w:pPr>
+              <w:spacing w:after="0" w:before="0"/>
+            </w:pPr>
+            <w:r>
+              <w:rPr>
+                <w:rFonts w:ascii="Consolas" w:cs="Consolas" w:eastAsia="Consolas" w:hAnsi="Consolas"/>
+                <w:sz w:val="19"/>
+                <w:szCs w:val="19"/>
+                <w:shd w:fill="F2F1EC" w:val="clear"/>
+              </w:rPr>
+              <w:t xml:space="preserve">list</w:t>
+            </w:r>
+          </w:p>
+        </w:tc>
+        <w:tc>
+          <w:tcPr>
+            <w:tcW w:type="dxa" w:w="2250"/>
+            <w:tcMar>
+              <w:top w:type="dxa" w:w="60"/>
+              <w:left w:type="dxa" w:w="100"/>
+              <w:bottom w:type="dxa" w:w="60"/>
+              <w:right w:type="dxa" w:w="100"/>
+            </w:tcMar>
+          </w:tcPr>
+          <w:p>
+            <w:pPr>
+              <w:spacing w:after="0" w:before="0"/>
+            </w:pPr>
+            <w:r>
+              <w:rPr>
+                <w:sz w:val="19"/>
+                <w:szCs w:val="19"/>
+              </w:rPr>
+              <w:t xml:space="preserve">non</w:t>
+            </w:r>
+          </w:p>
+        </w:tc>
+        <w:tc>
+          <w:tcPr>
+            <w:tcW w:type="dxa" w:w="2250"/>
+            <w:tcMar>
+              <w:top w:type="dxa" w:w="60"/>
+              <w:left w:type="dxa" w:w="100"/>
+              <w:bottom w:type="dxa" w:w="60"/>
+              <w:right w:type="dxa" w:w="100"/>
+            </w:tcMar>
+          </w:tcPr>
+          <w:p>
+            <w:pPr>
+              <w:spacing w:after="0" w:before="0"/>
+            </w:pPr>
+            <w:r>
+              <w:rPr>
+                <w:sz w:val="19"/>
+                <w:szCs w:val="19"/>
+              </w:rPr>
+              <w:t xml:space="preserve">Données attendues d'un autre module — voir </w:t>
+            </w:r>
+            <w:r>
+              <w:rPr>
+                <w:i/>
+                <w:iCs/>
+                <w:sz w:val="19"/>
+                <w:szCs w:val="19"/>
+              </w:rPr>
+              <w:t xml:space="preserve">9. Liaisons</w:t>
+            </w:r>
+          </w:p>
+        </w:tc>
+      </w:tr>
     </w:tbl>
     <w:p>
       <w:pPr>
@@ -11065,6 +12661,109 @@
           <w:bCs/>
         </w:rPr>
         <w:t xml:space="preserve">au changement</w:t>
+      </w:r>
+      <w:r>
+        <w:t xml:space="preserve">.</w:t>
+      </w:r>
+    </w:p>
+    <w:p>
+      <w:pPr>
+        <w:spacing w:after="140" w:before="60" w:line="280"/>
+        <w:jc w:val="both"/>
+      </w:pPr>
+      <w:r>
+        <w:t xml:space="preserve">Une info peut aussi porter un champ </w:t>
+      </w:r>
+      <w:r>
+        <w:rPr>
+          <w:rFonts w:ascii="Consolas" w:cs="Consolas" w:eastAsia="Consolas" w:hAnsi="Consolas"/>
+          <w:sz w:val="19"/>
+          <w:szCs w:val="19"/>
+          <w:shd w:fill="F2F1EC" w:val="clear"/>
+        </w:rPr>
+        <w:t xml:space="preserve">type</w:t>
+      </w:r>
+      <w:r>
+        <w:t xml:space="preserve"> (</w:t>
+      </w:r>
+      <w:r>
+        <w:rPr>
+          <w:rFonts w:ascii="Consolas" w:cs="Consolas" w:eastAsia="Consolas" w:hAnsi="Consolas"/>
+          <w:sz w:val="19"/>
+          <w:szCs w:val="19"/>
+          <w:shd w:fill="F2F1EC" w:val="clear"/>
+        </w:rPr>
+        <w:t xml:space="preserve">valeur</w:t>
+      </w:r>
+      <w:r>
+        <w:t xml:space="preserve"> par défaut, ou </w:t>
+      </w:r>
+      <w:r>
+        <w:rPr>
+          <w:rFonts w:ascii="Consolas" w:cs="Consolas" w:eastAsia="Consolas" w:hAnsi="Consolas"/>
+          <w:sz w:val="19"/>
+          <w:szCs w:val="19"/>
+          <w:shd w:fill="F2F1EC" w:val="clear"/>
+        </w:rPr>
+        <w:t xml:space="preserve">serie</w:t>
+      </w:r>
+      <w:r>
+        <w:t xml:space="preserve">, </w:t>
+      </w:r>
+      <w:r>
+        <w:rPr>
+          <w:rFonts w:ascii="Consolas" w:cs="Consolas" w:eastAsia="Consolas" w:hAnsi="Consolas"/>
+          <w:sz w:val="19"/>
+          <w:szCs w:val="19"/>
+          <w:shd w:fill="F2F1EC" w:val="clear"/>
+        </w:rPr>
+        <w:t xml:space="preserve">table</w:t>
+      </w:r>
+      <w:r>
+        <w:t xml:space="preserve">, </w:t>
+      </w:r>
+      <w:r>
+        <w:rPr>
+          <w:rFonts w:ascii="Consolas" w:cs="Consolas" w:eastAsia="Consolas" w:hAnsi="Consolas"/>
+          <w:sz w:val="19"/>
+          <w:szCs w:val="19"/>
+          <w:shd w:fill="F2F1EC" w:val="clear"/>
+        </w:rPr>
+        <w:t xml:space="preserve">objet</w:t>
+      </w:r>
+      <w:r>
+        <w:t xml:space="preserve">) et une </w:t>
+      </w:r>
+      <w:r>
+        <w:rPr>
+          <w:rFonts w:ascii="Consolas" w:cs="Consolas" w:eastAsia="Consolas" w:hAnsi="Consolas"/>
+          <w:sz w:val="19"/>
+          <w:szCs w:val="19"/>
+          <w:shd w:fill="F2F1EC" w:val="clear"/>
+        </w:rPr>
+        <w:t xml:space="preserve">unite</w:t>
+      </w:r>
+      <w:r>
+        <w:t xml:space="preserve">. Seul le type </w:t>
+      </w:r>
+      <w:r>
+        <w:rPr>
+          <w:rFonts w:ascii="Consolas" w:cs="Consolas" w:eastAsia="Consolas" w:hAnsi="Consolas"/>
+          <w:sz w:val="19"/>
+          <w:szCs w:val="19"/>
+          <w:shd w:fill="F2F1EC" w:val="clear"/>
+        </w:rPr>
+        <w:t xml:space="preserve">valeur</w:t>
+      </w:r>
+      <w:r>
+        <w:t xml:space="preserve"> est proposé dans l'éditeur de scénarios ; les types structurés servent aux liaisons entre modules, décrites au chapitre </w:t>
+      </w:r>
+      <w:r>
+        <w:rPr>
+          <w:i/>
+          <w:iCs/>
+        </w:rPr>
+        <w:t xml:space="preserve">9</w:t>
       </w:r>
       <w:r>
         <w:t xml:space="preserve">.</w:t>
@@ -13176,6 +14875,37 @@
     </w:p>
     <w:p>
       <w:pPr>
+        <w:pBdr>
+          <w:left w:val="single" w:color="1F6F54" w:sz="12" w:space="12"/>
+        </w:pBdr>
+        <w:spacing w:after="200" w:before="160"/>
+        <w:ind w:left="360"/>
+      </w:pPr>
+      <w:r>
+        <w:rPr>
+          <w:b/>
+          <w:bCs/>
+        </w:rPr>
+        <w:t xml:space="preserve">Un module en panne ne doit jamais emporter l'application.</w:t>
+      </w:r>
+      <w:r>
+        <w:t xml:space="preserve"> Un onglet qui lève une exception affiche une page d'erreur isolée (le détail va au Journal), un bloc de tableau de bord en erreur est simplement omis, un module désactivé ou supprimé du disque est ignoré, et une liaison vers un module éteint renvoie une raison lisible au lieu d'une trace. Ces garanties sont vérifiées par </w:t>
+      </w:r>
+      <w:r>
+        <w:rPr>
+          <w:rFonts w:ascii="Consolas" w:cs="Consolas" w:eastAsia="Consolas" w:hAnsi="Consolas"/>
+          <w:sz w:val="19"/>
+          <w:szCs w:val="19"/>
+          <w:shd w:fill="F2F1EC" w:val="clear"/>
+        </w:rPr>
+        <w:t xml:space="preserve">python manage.py test core</w:t>
+      </w:r>
+      <w:r>
+        <w:t xml:space="preserve">.</w:t>
+      </w:r>
+    </w:p>
+    <w:p>
+      <w:pPr>
         <w:pStyle w:val="Heading1"/>
         <w:pageBreakBefore/>
         <w:spacing w:after="120" w:before="320"/>
@@ -15751,6 +17481,398 @@
                 <w:szCs w:val="19"/>
               </w:rPr>
               <w:t xml:space="preserve">Créer un module</w:t>
+            </w:r>
+          </w:p>
+        </w:tc>
+      </w:tr>
+    </w:tbl>
+    <w:p>
+      <w:pPr>
+        <w:spacing w:after="160"/>
+      </w:pPr>
+    </w:p>
+    <w:p>
+      <w:pPr>
+        <w:spacing w:after="140" w:before="60" w:line="280"/>
+        <w:jc w:val="both"/>
+      </w:pPr>
+      <w:r>
+        <w:t xml:space="preserve">Les trois captures suivantes restent </w:t>
+      </w:r>
+      <w:r>
+        <w:rPr>
+          <w:b/>
+          <w:bCs/>
+        </w:rPr>
+        <w:t xml:space="preserve">à prendre</w:t>
+      </w:r>
+      <w:r>
+        <w:t xml:space="preserve">. Contrairement aux précédentes, elles ne sont pas encore appelées dans la documentation : y insérer </w:t>
+      </w:r>
+      <w:r>
+        <w:rPr>
+          <w:rFonts w:ascii="Consolas" w:cs="Consolas" w:eastAsia="Consolas" w:hAnsi="Consolas"/>
+          <w:sz w:val="19"/>
+          <w:szCs w:val="19"/>
+          <w:shd w:fill="F2F1EC" w:val="clear"/>
+        </w:rPr>
+        <w:t xml:space="preserve">![Description](images/nom.png)</w:t>
+      </w:r>
+      <w:r>
+        <w:t xml:space="preserve"> une fois l'image déposée.</w:t>
+      </w:r>
+    </w:p>
+    <w:tbl>
+      <w:tblPr>
+        <w:tblW w:type="dxa" w:w="9000"/>
+        <w:tblBorders>
+          <w:top w:val="single" w:color="auto" w:sz="4"/>
+          <w:left w:val="single" w:color="auto" w:sz="4"/>
+          <w:bottom w:val="single" w:color="auto" w:sz="4"/>
+          <w:right w:val="single" w:color="auto" w:sz="4"/>
+          <w:insideH w:val="single" w:color="auto" w:sz="4"/>
+          <w:insideV w:val="single" w:color="auto" w:sz="4"/>
+        </w:tblBorders>
+      </w:tblPr>
+      <w:tblGrid>
+        <w:gridCol w:w="3000"/>
+        <w:gridCol w:w="3000"/>
+        <w:gridCol w:w="3000"/>
+      </w:tblGrid>
+      <w:tr>
+        <w:trPr>
+          <w:tblHeader/>
+        </w:trPr>
+        <w:tc>
+          <w:tcPr>
+            <w:tcW w:type="dxa" w:w="3000"/>
+            <w:shd w:fill="E8EDEA" w:val="clear"/>
+            <w:tcMar>
+              <w:top w:type="dxa" w:w="60"/>
+              <w:left w:type="dxa" w:w="100"/>
+              <w:bottom w:type="dxa" w:w="60"/>
+              <w:right w:type="dxa" w:w="100"/>
+            </w:tcMar>
+          </w:tcPr>
+          <w:p>
+            <w:pPr>
+              <w:spacing w:after="0" w:before="0"/>
+            </w:pPr>
+            <w:r>
+              <w:rPr>
+                <w:b/>
+                <w:bCs/>
+                <w:sz w:val="19"/>
+                <w:szCs w:val="19"/>
+              </w:rPr>
+              <w:t xml:space="preserve">Fichier</w:t>
+            </w:r>
+          </w:p>
+        </w:tc>
+        <w:tc>
+          <w:tcPr>
+            <w:tcW w:type="dxa" w:w="3000"/>
+            <w:shd w:fill="E8EDEA" w:val="clear"/>
+            <w:tcMar>
+              <w:top w:type="dxa" w:w="60"/>
+              <w:left w:type="dxa" w:w="100"/>
+              <w:bottom w:type="dxa" w:w="60"/>
+              <w:right w:type="dxa" w:w="100"/>
+            </w:tcMar>
+          </w:tcPr>
+          <w:p>
+            <w:pPr>
+              <w:spacing w:after="0" w:before="0"/>
+            </w:pPr>
+            <w:r>
+              <w:rPr>
+                <w:b/>
+                <w:bCs/>
+                <w:sz w:val="19"/>
+                <w:szCs w:val="19"/>
+              </w:rPr>
+              <w:t xml:space="preserve">Contenu attendu</w:t>
+            </w:r>
+          </w:p>
+        </w:tc>
+        <w:tc>
+          <w:tcPr>
+            <w:tcW w:type="dxa" w:w="3000"/>
+            <w:shd w:fill="E8EDEA" w:val="clear"/>
+            <w:tcMar>
+              <w:top w:type="dxa" w:w="60"/>
+              <w:left w:type="dxa" w:w="100"/>
+              <w:bottom w:type="dxa" w:w="60"/>
+              <w:right w:type="dxa" w:w="100"/>
+            </w:tcMar>
+          </w:tcPr>
+          <w:p>
+            <w:pPr>
+              <w:spacing w:after="0" w:before="0"/>
+            </w:pPr>
+            <w:r>
+              <w:rPr>
+                <w:b/>
+                <w:bCs/>
+                <w:sz w:val="19"/>
+                <w:szCs w:val="19"/>
+              </w:rPr>
+              <w:t xml:space="preserve">À insérer dans</w:t>
+            </w:r>
+          </w:p>
+        </w:tc>
+      </w:tr>
+      <w:tr>
+        <w:trPr>
+          <w:tblHeader w:val="false"/>
+        </w:trPr>
+        <w:tc>
+          <w:tcPr>
+            <w:tcW w:type="dxa" w:w="3000"/>
+            <w:tcMar>
+              <w:top w:type="dxa" w:w="60"/>
+              <w:left w:type="dxa" w:w="100"/>
+              <w:bottom w:type="dxa" w:w="60"/>
+              <w:right w:type="dxa" w:w="100"/>
+            </w:tcMar>
+          </w:tcPr>
+          <w:p>
+            <w:pPr>
+              <w:spacing w:after="0" w:before="0"/>
+            </w:pPr>
+            <w:r>
+              <w:rPr>
+                <w:rFonts w:ascii="Consolas" w:cs="Consolas" w:eastAsia="Consolas" w:hAnsi="Consolas"/>
+                <w:sz w:val="19"/>
+                <w:szCs w:val="19"/>
+                <w:shd w:fill="F2F1EC" w:val="clear"/>
+              </w:rPr>
+              <w:t xml:space="preserve">05-cameras.png</w:t>
+            </w:r>
+          </w:p>
+        </w:tc>
+        <w:tc>
+          <w:tcPr>
+            <w:tcW w:type="dxa" w:w="3000"/>
+            <w:tcMar>
+              <w:top w:type="dxa" w:w="60"/>
+              <w:left w:type="dxa" w:w="100"/>
+              <w:bottom w:type="dxa" w:w="60"/>
+              <w:right w:type="dxa" w:w="100"/>
+            </w:tcMar>
+          </w:tcPr>
+          <w:p>
+            <w:pPr>
+              <w:spacing w:after="0" w:before="0"/>
+            </w:pPr>
+            <w:r>
+              <w:rPr>
+                <w:sz w:val="19"/>
+                <w:szCs w:val="19"/>
+              </w:rPr>
+              <w:t xml:space="preserve">L'onglet Caméras : les trois modes et un instantané</w:t>
+            </w:r>
+          </w:p>
+        </w:tc>
+        <w:tc>
+          <w:tcPr>
+            <w:tcW w:type="dxa" w:w="3000"/>
+            <w:tcMar>
+              <w:top w:type="dxa" w:w="60"/>
+              <w:left w:type="dxa" w:w="100"/>
+              <w:bottom w:type="dxa" w:w="60"/>
+              <w:right w:type="dxa" w:w="100"/>
+            </w:tcMar>
+          </w:tcPr>
+          <w:p>
+            <w:pPr>
+              <w:spacing w:after="0" w:before="0"/>
+            </w:pPr>
+            <w:r>
+              <w:rPr>
+                <w:i/>
+                <w:iCs/>
+                <w:sz w:val="19"/>
+                <w:szCs w:val="19"/>
+              </w:rPr>
+              <w:t xml:space="preserve">Modules livrés</w:t>
+            </w:r>
+            <w:r>
+              <w:rPr>
+                <w:sz w:val="19"/>
+                <w:szCs w:val="19"/>
+              </w:rPr>
+              <w:t xml:space="preserve">, section Caméras</w:t>
+            </w:r>
+          </w:p>
+        </w:tc>
+      </w:tr>
+      <w:tr>
+        <w:trPr>
+          <w:tblHeader w:val="false"/>
+        </w:trPr>
+        <w:tc>
+          <w:tcPr>
+            <w:tcW w:type="dxa" w:w="3000"/>
+            <w:tcMar>
+              <w:top w:type="dxa" w:w="60"/>
+              <w:left w:type="dxa" w:w="100"/>
+              <w:bottom w:type="dxa" w:w="60"/>
+              <w:right w:type="dxa" w:w="100"/>
+            </w:tcMar>
+          </w:tcPr>
+          <w:p>
+            <w:pPr>
+              <w:spacing w:after="0" w:before="0"/>
+            </w:pPr>
+            <w:r>
+              <w:rPr>
+                <w:rFonts w:ascii="Consolas" w:cs="Consolas" w:eastAsia="Consolas" w:hAnsi="Consolas"/>
+                <w:sz w:val="19"/>
+                <w:szCs w:val="19"/>
+                <w:shd w:fill="F2F1EC" w:val="clear"/>
+              </w:rPr>
+              <w:t xml:space="preserve">05-alarme.png</w:t>
+            </w:r>
+          </w:p>
+        </w:tc>
+        <w:tc>
+          <w:tcPr>
+            <w:tcW w:type="dxa" w:w="3000"/>
+            <w:tcMar>
+              <w:top w:type="dxa" w:w="60"/>
+              <w:left w:type="dxa" w:w="100"/>
+              <w:bottom w:type="dxa" w:w="60"/>
+              <w:right w:type="dxa" w:w="100"/>
+            </w:tcMar>
+          </w:tcPr>
+          <w:p>
+            <w:pPr>
+              <w:spacing w:after="0" w:before="0"/>
+            </w:pPr>
+            <w:r>
+              <w:rPr>
+                <w:sz w:val="19"/>
+                <w:szCs w:val="19"/>
+              </w:rPr>
+              <w:t xml:space="preserve">Le bloc Alarme du tableau de bord, bouclier et date</w:t>
+            </w:r>
+          </w:p>
+        </w:tc>
+        <w:tc>
+          <w:tcPr>
+            <w:tcW w:type="dxa" w:w="3000"/>
+            <w:tcMar>
+              <w:top w:type="dxa" w:w="60"/>
+              <w:left w:type="dxa" w:w="100"/>
+              <w:bottom w:type="dxa" w:w="60"/>
+              <w:right w:type="dxa" w:w="100"/>
+            </w:tcMar>
+          </w:tcPr>
+          <w:p>
+            <w:pPr>
+              <w:spacing w:after="0" w:before="0"/>
+            </w:pPr>
+            <w:r>
+              <w:rPr>
+                <w:i/>
+                <w:iCs/>
+                <w:sz w:val="19"/>
+                <w:szCs w:val="19"/>
+              </w:rPr>
+              <w:t xml:space="preserve">Modules livrés</w:t>
+            </w:r>
+            <w:r>
+              <w:rPr>
+                <w:sz w:val="19"/>
+                <w:szCs w:val="19"/>
+              </w:rPr>
+              <w:t xml:space="preserve">, section Alarme</w:t>
+            </w:r>
+          </w:p>
+        </w:tc>
+      </w:tr>
+      <w:tr>
+        <w:trPr>
+          <w:tblHeader w:val="false"/>
+        </w:trPr>
+        <w:tc>
+          <w:tcPr>
+            <w:tcW w:type="dxa" w:w="3000"/>
+            <w:tcMar>
+              <w:top w:type="dxa" w:w="60"/>
+              <w:left w:type="dxa" w:w="100"/>
+              <w:bottom w:type="dxa" w:w="60"/>
+              <w:right w:type="dxa" w:w="100"/>
+            </w:tcMar>
+          </w:tcPr>
+          <w:p>
+            <w:pPr>
+              <w:spacing w:after="0" w:before="0"/>
+            </w:pPr>
+            <w:r>
+              <w:rPr>
+                <w:rFonts w:ascii="Consolas" w:cs="Consolas" w:eastAsia="Consolas" w:hAnsi="Consolas"/>
+                <w:sz w:val="19"/>
+                <w:szCs w:val="19"/>
+                <w:shd w:fill="F2F1EC" w:val="clear"/>
+              </w:rPr>
+              <w:t xml:space="preserve">05-capteurs.png</w:t>
+            </w:r>
+          </w:p>
+        </w:tc>
+        <w:tc>
+          <w:tcPr>
+            <w:tcW w:type="dxa" w:w="3000"/>
+            <w:tcMar>
+              <w:top w:type="dxa" w:w="60"/>
+              <w:left w:type="dxa" w:w="100"/>
+              <w:bottom w:type="dxa" w:w="60"/>
+              <w:right w:type="dxa" w:w="100"/>
+            </w:tcMar>
+          </w:tcPr>
+          <w:p>
+            <w:pPr>
+              <w:spacing w:after="0" w:before="0"/>
+            </w:pPr>
+            <w:r>
+              <w:rPr>
+                <w:sz w:val="19"/>
+                <w:szCs w:val="19"/>
+              </w:rPr>
+              <w:t xml:space="preserve">L'onglet Capteurs, températures et prises</w:t>
+            </w:r>
+          </w:p>
+        </w:tc>
+        <w:tc>
+          <w:tcPr>
+            <w:tcW w:type="dxa" w:w="3000"/>
+            <w:tcMar>
+              <w:top w:type="dxa" w:w="60"/>
+              <w:left w:type="dxa" w:w="100"/>
+              <w:bottom w:type="dxa" w:w="60"/>
+              <w:right w:type="dxa" w:w="100"/>
+            </w:tcMar>
+          </w:tcPr>
+          <w:p>
+            <w:pPr>
+              <w:spacing w:after="0" w:before="0"/>
+            </w:pPr>
+            <w:r>
+              <w:rPr>
+                <w:i/>
+                <w:iCs/>
+                <w:sz w:val="19"/>
+                <w:szCs w:val="19"/>
+              </w:rPr>
+              <w:t xml:space="preserve">Modules livrés</w:t>
+            </w:r>
+            <w:r>
+              <w:rPr>
+                <w:sz w:val="19"/>
+                <w:szCs w:val="19"/>
+              </w:rPr>
+              <w:t xml:space="preserve">, section Capteurs</w:t>
             </w:r>
           </w:p>
         </w:tc>
@@ -15980,7 +18102,7 @@
         <w:sz w:val="18"/>
         <w:szCs w:val="18"/>
       </w:rPr>
-      <w:t xml:space="preserve">Domotic v2 — Documentation</w:t>
+      <w:t xml:space="preserve">Homotic — Documentation</w:t>
     </w:r>
   </w:p>
 </w:hdr>
